--- a/Quanta, Actually - SERIES/QED Course/chapters/Lesson 03 Special Relativity.docx
+++ b/Quanta, Actually - SERIES/QED Course/chapters/Lesson 03 Special Relativity.docx
@@ -17,7 +17,7 @@
         <w:jc w:val="center"/>
       </w:pPr>
       <w:r>
-        <w:t>Lesson 3 of the Complete Quantum Electrodynamics Course</w:t>
+        <w:t>Lesson 3 of Quantum, Actually, Volume 2: A QED Course</w:t>
       </w:r>
     </w:p>
     <w:p>
@@ -81,6 +81,59 @@
       <w:r>
         <w:t>The presentation uses one space dimension wherever possible, because every essential idea appears there. The four-vector notation that makes the theory elegant is deferred to Lesson 4; here the goal is physical understanding and numerical fluency. Expect six to ten focused hours, and keep a calculator at hand, because the exercises ask for numbers.</w:t>
       </w:r>
+    </w:p>
+    <w:tbl>
+      <w:tblPr>
+        <w:tblW w:type="auto" w:w="0"/>
+        <w:jc w:val="center"/>
+        <w:tblLayout w:type="fixed"/>
+        <w:tblLook w:firstColumn="1" w:firstRow="1" w:lastColumn="0" w:lastRow="0" w:noHBand="0" w:noVBand="1" w:val="04A0"/>
+        <w:tblBorders>
+          <w:top w:val="single" w:sz="8" w:color="7FA7CF"/>
+          <w:left w:val="single" w:sz="8" w:color="7FA7CF"/>
+          <w:bottom w:val="single" w:sz="8" w:color="7FA7CF"/>
+          <w:right w:val="single" w:sz="8" w:color="7FA7CF"/>
+        </w:tblBorders>
+      </w:tblPr>
+      <w:tblGrid>
+        <w:gridCol w:w="9392"/>
+      </w:tblGrid>
+      <w:tr>
+        <w:tc>
+          <w:tcPr>
+            <w:tcW w:type="dxa" w:w="9392"/>
+            <w:shd w:fill="F3F7FB"/>
+            <w:tcMar>
+              <w:top w:w="140" w:type="dxa"/>
+              <w:start w:w="140" w:type="dxa"/>
+              <w:bottom w:w="140" w:type="dxa"/>
+              <w:end w:w="140" w:type="dxa"/>
+            </w:tcMar>
+          </w:tcPr>
+          <w:p>
+            <w:r>
+              <w:rPr>
+                <w:b/>
+                <w:color w:val="1F4E78"/>
+              </w:rPr>
+              <w:t>Plain-language start</w:t>
+            </w:r>
+          </w:p>
+          <w:p>
+            <w:pPr>
+              <w:spacing w:after="60"/>
+            </w:pPr>
+            <w:r>
+              <w:t>Two observers moving past each other disagree about lengths and times, but agree about the speed of light. Everything in this lesson follows from taking that fact seriously. If you have only school algebra, read Sections 1–2 slowly with the worked examples; the rest builds on them.</w:t>
+            </w:r>
+          </w:p>
+        </w:tc>
+      </w:tr>
+    </w:tbl>
+    <w:p>
+      <w:pPr>
+        <w:spacing w:after="80"/>
+      </w:pPr>
     </w:p>
     <w:p>
       <w:pPr>
@@ -554,6 +607,67 @@
         </w:tc>
       </w:tr>
     </w:tbl>
+    <w:tbl>
+      <w:tblPr>
+        <w:tblW w:type="auto" w:w="0"/>
+        <w:jc w:val="center"/>
+        <w:tblLayout w:type="fixed"/>
+        <w:tblLook w:firstColumn="1" w:firstRow="1" w:lastColumn="0" w:lastRow="0" w:noHBand="0" w:noVBand="1" w:val="04A0"/>
+        <w:tblBorders>
+          <w:top w:val="single" w:sz="8" w:color="7FA7CF"/>
+          <w:left w:val="single" w:sz="8" w:color="7FA7CF"/>
+          <w:bottom w:val="single" w:sz="8" w:color="7FA7CF"/>
+          <w:right w:val="single" w:sz="8" w:color="7FA7CF"/>
+        </w:tblBorders>
+      </w:tblPr>
+      <w:tblGrid>
+        <w:gridCol w:w="9392"/>
+      </w:tblGrid>
+      <w:tr>
+        <w:tc>
+          <w:tcPr>
+            <w:tcW w:type="dxa" w:w="9392"/>
+            <w:shd w:fill="F3F7FB"/>
+            <w:tcMar>
+              <w:top w:w="140" w:type="dxa"/>
+              <w:start w:w="140" w:type="dxa"/>
+              <w:bottom w:w="140" w:type="dxa"/>
+              <w:end w:w="140" w:type="dxa"/>
+            </w:tcMar>
+          </w:tcPr>
+          <w:p>
+            <w:r>
+              <w:rPr>
+                <w:b/>
+                <w:color w:val="1F4E78"/>
+              </w:rPr>
+              <w:t>First pass: the result before the derivation</w:t>
+            </w:r>
+          </w:p>
+          <w:p>
+            <w:pPr>
+              <w:spacing w:after="60"/>
+            </w:pPr>
+            <w:r>
+              <w:t>Space and time intervals depend on the observer, but the interval s² = (ct)² − x² − y² − z² does not. Moving clocks run slow by γ = 1/√(1 − v²/c²) and moving rods shrink by the same factor.</w:t>
+            </w:r>
+          </w:p>
+          <w:p>
+            <w:pPr>
+              <w:spacing w:after="60"/>
+            </w:pPr>
+            <w:r>
+              <w:t>The invariant interval is the seed of every Lorentz-invariant quantity in QED, from p² = m² to the Mandelstam variables.</w:t>
+            </w:r>
+          </w:p>
+        </w:tc>
+      </w:tr>
+    </w:tbl>
+    <w:p>
+      <w:pPr>
+        <w:spacing w:after="80"/>
+      </w:pPr>
+    </w:p>
     <w:p>
       <w:pPr>
         <w:pStyle w:val="Heading2"/>
@@ -4050,7 +4164,13 @@
           </w:tcPr>
           <w:p>
             <w:r>
-              <w:t>Compute γ for β = 0.6, 0.8, and 0.99.</w:t>
+              <w:rPr>
+                <w:b/>
+              </w:rPr>
+              <w:t>Core.</w:t>
+            </w:r>
+            <w:r>
+              <w:t xml:space="preserve"> Compute γ for β = 0.6, 0.8, and 0.99.</w:t>
             </w:r>
           </w:p>
         </w:tc>
@@ -4088,7 +4208,13 @@
           </w:tcPr>
           <w:p>
             <w:r>
-              <w:t>A charged pion has proper lifetime 26.0 ns and moves with γ = 10. Find its laboratory lifetime, its speed, and the mean distance it travels before decaying.</w:t>
+              <w:rPr>
+                <w:b/>
+              </w:rPr>
+              <w:t>Core.</w:t>
+            </w:r>
+            <w:r>
+              <w:t xml:space="preserve"> A charged pion has proper lifetime 26.0 ns and moves with γ = 10. Find its laboratory lifetime, its speed, and the mean distance it travels before decaying.</w:t>
             </w:r>
           </w:p>
         </w:tc>
@@ -4124,7 +4250,13 @@
           </w:tcPr>
           <w:p>
             <w:r>
-              <w:t>A rod of proper length 2.00 m moves lengthwise at 0.8c. What length is measured in the laboratory? What length does an observer on the rod assign to a 2.00 m laboratory rod?</w:t>
+              <w:rPr>
+                <w:b/>
+              </w:rPr>
+              <w:t>Extension.</w:t>
+            </w:r>
+            <w:r>
+              <w:t xml:space="preserve"> A rod of proper length 2.00 m moves lengthwise at 0.8c. What length is measured in the laboratory? What length does an observer on the rod assign to a 2.00 m laboratory rod?</w:t>
             </w:r>
           </w:p>
         </w:tc>
@@ -4162,7 +4294,13 @@
           </w:tcPr>
           <w:p>
             <w:r>
-              <w:t>Show that the Lorentz transformation reduces to the Galilean transformation when v ≪ c and vx/c² ≪ t. Give an example where v ≪ c but the second condition fails.</w:t>
+              <w:rPr>
+                <w:b/>
+              </w:rPr>
+              <w:t>Extension.</w:t>
+            </w:r>
+            <w:r>
+              <w:t xml:space="preserve"> Show that the Lorentz transformation reduces to the Galilean transformation when v ≪ c and vx/c² ≪ t. Give an example where v ≪ c but the second condition fails.</w:t>
             </w:r>
           </w:p>
         </w:tc>
@@ -4198,7 +4336,13 @@
           </w:tcPr>
           <w:p>
             <w:r>
-              <w:t>Combine two collinear velocities of 0.7c. Show algebraically that if u = c then u′ = c for any v.</w:t>
+              <w:rPr>
+                <w:b/>
+              </w:rPr>
+              <w:t>Extension.</w:t>
+            </w:r>
+            <w:r>
+              <w:t xml:space="preserve"> Combine two collinear velocities of 0.7c. Show algebraically that if u = c then u′ = c for any v.</w:t>
             </w:r>
           </w:p>
         </w:tc>
@@ -4236,7 +4380,13 @@
           </w:tcPr>
           <w:p>
             <w:r>
-              <w:t>Two events are simultaneous in S and separated by Δx = 1.00 km. Find their time separation in a frame moving at 0.6c along x, including its sign.</w:t>
+              <w:rPr>
+                <w:b/>
+              </w:rPr>
+              <w:t>Core.</w:t>
+            </w:r>
+            <w:r>
+              <w:t xml:space="preserve"> Two events are simultaneous in S and separated by Δx = 1.00 km. Find their time separation in a frame moving at 0.6c along x, including its sign.</w:t>
             </w:r>
           </w:p>
         </w:tc>
@@ -4272,7 +4422,13 @@
           </w:tcPr>
           <w:p>
             <w:r>
-              <w:t>Verify algebraically that c²t′² − x′² = c²t² − x² under the Lorentz transformation.</w:t>
+              <w:rPr>
+                <w:b/>
+              </w:rPr>
+              <w:t>Core.</w:t>
+            </w:r>
+            <w:r>
+              <w:t xml:space="preserve"> Verify algebraically that c²t′² − x′² = c²t² − x² under the Lorentz transformation.</w:t>
             </w:r>
           </w:p>
         </w:tc>
@@ -4310,7 +4466,13 @@
           </w:tcPr>
           <w:p>
             <w:r>
-              <w:t>Classify the separations between (ct, x) = (0, 0) and each of (3 m, 4 m), (5 m, 3 m), and (2 m, 2 m). For the timelike pair, find the frame speed in which the events coincide in space and the proper time between them.</w:t>
+              <w:rPr>
+                <w:b/>
+              </w:rPr>
+              <w:t>Extension.</w:t>
+            </w:r>
+            <w:r>
+              <w:t xml:space="preserve"> Classify the separations between (ct, x) = (0, 0) and each of (3 m, 4 m), (5 m, 3 m), and (2 m, 2 m). For the timelike pair, find the frame speed in which the events coincide in space and the proper time between them.</w:t>
             </w:r>
           </w:p>
         </w:tc>
@@ -4346,7 +4508,13 @@
           </w:tcPr>
           <w:p>
             <w:r>
-              <w:t>Find the rapidity of β = 0.6, and use rapidity addition to compose two such boosts. Compare with Worked example 2.</w:t>
+              <w:rPr>
+                <w:b/>
+              </w:rPr>
+              <w:t>Extension.</w:t>
+            </w:r>
+            <w:r>
+              <w:t xml:space="preserve"> Find the rapidity of β = 0.6, and use rapidity addition to compose two such boosts. Compare with Worked example 2.</w:t>
             </w:r>
           </w:p>
         </w:tc>
@@ -4384,7 +4552,13 @@
           </w:tcPr>
           <w:p>
             <w:r>
-              <w:t>A proton (mc² = 938.3 MeV) has γ = 3. Find its kinetic energy, momentum, and speed.</w:t>
+              <w:rPr>
+                <w:b/>
+              </w:rPr>
+              <w:t>Core.</w:t>
+            </w:r>
+            <w:r>
+              <w:t xml:space="preserve"> A proton (mc² = 938.3 MeV) has γ = 3. Find its kinetic energy, momentum, and speed.</w:t>
             </w:r>
           </w:p>
         </w:tc>
@@ -4420,7 +4594,13 @@
           </w:tcPr>
           <w:p>
             <w:r>
-              <w:t>Starting from E = γmc² and p = γmv, prove E² − p²c² = m²c⁴ and v/c = pc/E.</w:t>
+              <w:rPr>
+                <w:b/>
+              </w:rPr>
+              <w:t>Extension.</w:t>
+            </w:r>
+            <w:r>
+              <w:t xml:space="preserve"> Starting from E = γmc² and p = γmv, prove E² − p²c² = m²c⁴ and v/c = pc/E.</w:t>
             </w:r>
           </w:p>
         </w:tc>
@@ -4458,7 +4638,13 @@
           </w:tcPr>
           <w:p>
             <w:r>
-              <w:t>A photon has energy 1.00 eV. Find its momentum in eV/c and its wavelength in nanometers, and show that pc²/E = c.</w:t>
+              <w:rPr>
+                <w:b/>
+              </w:rPr>
+              <w:t>Core.</w:t>
+            </w:r>
+            <w:r>
+              <w:t xml:space="preserve"> A photon has energy 1.00 eV. Find its momentum in eV/c and its wavelength in nanometers, and show that pc²/E = c.</w:t>
             </w:r>
           </w:p>
         </w:tc>
@@ -4494,7 +4680,13 @@
           </w:tcPr>
           <w:p>
             <w:r>
-              <w:t>Express 1 GeV⁻¹ in meters and in seconds. Express a cross section of 1 GeV⁻² in millibarns.</w:t>
+              <w:rPr>
+                <w:b/>
+              </w:rPr>
+              <w:t>Core.</w:t>
+            </w:r>
+            <w:r>
+              <w:t xml:space="preserve"> Express 1 GeV⁻¹ in meters and in seconds. Express a cross section of 1 GeV⁻² in millibarns.</w:t>
             </w:r>
           </w:p>
         </w:tc>
@@ -4532,7 +4724,13 @@
           </w:tcPr>
           <w:p>
             <w:r>
-              <w:t>A source emits light of frequency f. Find the observed frequency when the observer recedes at 0.6c and when the observer approaches at 0.6c.</w:t>
+              <w:rPr>
+                <w:b/>
+              </w:rPr>
+              <w:t>Core.</w:t>
+            </w:r>
+            <w:r>
+              <w:t xml:space="preserve"> A source emits light of frequency f. Find the observed frequency when the observer recedes at 0.6c and when the observer approaches at 0.6c.</w:t>
             </w:r>
           </w:p>
         </w:tc>
@@ -4568,7 +4766,13 @@
           </w:tcPr>
           <w:p>
             <w:r>
-              <w:t>Compare the invariant mass available when a 10.0 GeV electron collides head-on with a 10.0 GeV positron and when it strikes a positron at rest.</w:t>
+              <w:rPr>
+                <w:b/>
+              </w:rPr>
+              <w:t>Extension.</w:t>
+            </w:r>
+            <w:r>
+              <w:t xml:space="preserve"> Compare the invariant mass available when a 10.0 GeV electron collides head-on with a 10.0 GeV positron and when it strikes a positron at rest.</w:t>
             </w:r>
           </w:p>
         </w:tc>
@@ -4606,7 +4810,31 @@
           </w:tcPr>
           <w:p>
             <w:r>
-              <w:t>Challenge: derive the two-body decay formula of Section 8.2 and apply it to π⁺ → μ⁺ν with M = 139.57 MeV, m_μ = 105.66 MeV, and m_ν ≈ 0. Find the muon energy and momentum.</w:t>
+              <w:rPr>
+                <w:b/>
+              </w:rPr>
+              <w:t>Challenge.</w:t>
+            </w:r>
+            <w:r>
+              <w:t xml:space="preserve"> Derive the two-body decay formula of Section 8.2 and apply it to π⁺ → μ⁺ν with M = 139.57 MeV, m</w:t>
+            </w:r>
+            <w:r>
+              <w:rPr>
+                <w:vertAlign w:val="subscript"/>
+              </w:rPr>
+              <w:t>μ</w:t>
+            </w:r>
+            <w:r>
+              <w:t xml:space="preserve"> = 105.66 MeV, and m</w:t>
+            </w:r>
+            <w:r>
+              <w:rPr>
+                <w:vertAlign w:val="subscript"/>
+              </w:rPr>
+              <w:t>ν</w:t>
+            </w:r>
+            <w:r>
+              <w:t xml:space="preserve"> ≈ 0. Find the muon energy and momentum.</w:t>
             </w:r>
           </w:p>
         </w:tc>
@@ -4618,6 +4846,14 @@
       </w:pPr>
       <w:r>
         <w:t>Solutions</w:t>
+      </w:r>
+    </w:p>
+    <w:p>
+      <w:r>
+        <w:rPr>
+          <w:i/>
+        </w:rPr>
+        <w:t>Attempt each exercise before reading its solution. If you are stuck, read only the first sentence of the solution, then try again.</w:t>
       </w:r>
     </w:p>
     <w:p>
@@ -4841,7 +5077,16 @@
         <w:t xml:space="preserve"> </w:t>
       </w:r>
       <w:r>
-        <w:t>From E₂ = M − E₁ and E₂² = p² + m₂² = E₁² − m₁² + m₂², expand (M − E₁)² = M² − 2ME₁ + E₁² and cancel E₁² to get 2ME₁ = M² + m₁² − m₂². For the pion, E_μ = (139.57² + 105.66²)/(2 × 139.57) MeV = 30644/279.14 MeV = 109.78 MeV, and p = √(109.78² − 105.66²) MeV = √887.6 MeV = 29.79 MeV. The muon kinetic energy is only 4.12 MeV; most of the released energy goes to the neutrino.</w:t>
+        <w:t>From E₂ = M − E₁ and E₂² = p² + m₂² = E₁² − m₁² + m₂², expand (M − E₁)² = M² − 2ME₁ + E₁² and cancel E₁² to get 2ME₁ = M² + m₁² − m₂². For the pion, E</w:t>
+      </w:r>
+      <w:r>
+        <w:rPr>
+          <w:vertAlign w:val="subscript"/>
+        </w:rPr>
+        <w:t>μ</w:t>
+      </w:r>
+      <w:r>
+        <w:t xml:space="preserve"> = (139.57² + 105.66²)/(2 × 139.57) MeV = 30644/279.14 MeV = 109.78 MeV, and p = √(109.78² − 105.66²) MeV = √887.6 MeV = 29.79 MeV. The muon kinetic energy is only 4.12 MeV; most of the released energy goes to the neutrino.</w:t>
       </w:r>
     </w:p>
     <w:p>
@@ -4849,71 +5094,12 @@
         <w:pStyle w:val="Heading2"/>
       </w:pPr>
       <w:r>
-        <w:t>Mastery checklist</w:t>
+        <w:t>Mastery check</w:t>
       </w:r>
     </w:p>
     <w:p>
-      <w:pPr>
-        <w:pStyle w:val="ListBullet"/>
-      </w:pPr>
       <w:r>
-        <w:t>I can state both postulates and explain in one sentence why they rule out Galilean transformations.</w:t>
-      </w:r>
-    </w:p>
-    <w:p>
-      <w:pPr>
-        <w:pStyle w:val="ListBullet"/>
-      </w:pPr>
-      <w:r>
-        <w:t>I can derive time dilation from the light clock and apply it to a particle lifetime.</w:t>
-      </w:r>
-    </w:p>
-    <w:p>
-      <w:pPr>
-        <w:pStyle w:val="ListBullet"/>
-      </w:pPr>
-      <w:r>
-        <w:t>I can write the Lorentz transformation from memory, including the vx/c² term, and add two velocities.</w:t>
-      </w:r>
-    </w:p>
-    <w:p>
-      <w:pPr>
-        <w:pStyle w:val="ListBullet"/>
-      </w:pPr>
-      <w:r>
-        <w:t>I can compute an interval, classify it, and find the proper time for a timelike pair.</w:t>
-      </w:r>
-    </w:p>
-    <w:p>
-      <w:pPr>
-        <w:pStyle w:val="ListBullet"/>
-      </w:pPr>
-      <w:r>
-        <w:t>I can convert between β, γ, and rapidity.</w:t>
-      </w:r>
-    </w:p>
-    <w:p>
-      <w:pPr>
-        <w:pStyle w:val="ListBullet"/>
-      </w:pPr>
-      <w:r>
-        <w:t>I can compute E, p, T, and β for a particle of given mass from any one of them.</w:t>
-      </w:r>
-    </w:p>
-    <w:p>
-      <w:pPr>
-        <w:pStyle w:val="ListBullet"/>
-      </w:pPr>
-      <w:r>
-        <w:t>I can move a result between natural units and SI units using ℏc = 197.3 MeV fm.</w:t>
-      </w:r>
-    </w:p>
-    <w:p>
-      <w:pPr>
-        <w:pStyle w:val="ListBullet"/>
-      </w:pPr>
-      <w:r>
-        <w:t>I can compute the energies in a two-body decay and the invariant mass of a collision.</w:t>
+        <w:t>Before moving on, do the Core exercises without looking at the solutions and state this lesson's main result from memory. If both go smoothly, continue; if not, reread the sections the missed exercises cite.</w:t>
       </w:r>
     </w:p>
     <w:p>
@@ -4965,7 +5151,7 @@
         <w:color w:val="5A5A5A"/>
         <w:sz w:val="16"/>
       </w:rPr>
-      <w:t>QED Course   Lesson 3</w:t>
+      <w:t>A QED Course   Lesson 3</w:t>
     </w:r>
   </w:p>
 </w:hdr>
